--- a/BACKUP&RECOVERY/09장/09장_ARCHIVELOG_복구_전체DF_UNDO_아카이브결손.docx
+++ b/BACKUP&RECOVERY/09장/09장_ARCHIVELOG_복구_전체DF_UNDO_아카이브결손.docx
@@ -420,7 +420,7 @@
                 <w:color w:val="E6E6E6"/>
                 <w:sz w:val="19"/>
               </w:rPr>
-              <w:t>ORA-01110: data file 1: '/u01/app/oracle/oradata/ORCL/system01.dbf'</w:t>
+              <w:t>ORA-01110: data file 1: '/u01/app/oracle/oradata/orcl/system01.dbf'</w:t>
             </w:r>
           </w:p>
           <w:p>
@@ -876,7 +876,7 @@
                 <w:color w:val="E6E6E6"/>
                 <w:sz w:val="19"/>
               </w:rPr>
-              <w:t>SYS@orcl&gt; !cp -p /home/oracle/backup/ch09/*.dbf /u01/app/oracle/oradata/ORCL/</w:t>
+              <w:t>SYS@orcl&gt; !cp -p /home/oracle/backup/ch09/*.dbf /u01/app/oracle/oradata/orcl/</w:t>
             </w:r>
           </w:p>
           <w:p>
@@ -988,7 +988,7 @@
                 <w:color w:val="E6E6E6"/>
                 <w:sz w:val="19"/>
               </w:rPr>
-              <w:t>ORA-00289: suggestion : /u02/arch1/1_34_1200530011.dbf</w:t>
+              <w:t>ORA-00289: suggestion : /home/oracle/arch1/arch_1_34_1200533800.arc</w:t>
             </w:r>
           </w:p>
           <w:p>
@@ -1342,7 +1342,7 @@
                 <w:color w:val="E6E6E6"/>
                 <w:sz w:val="19"/>
               </w:rPr>
-              <w:t xml:space="preserve">  2         ' TO ''' || REPLACE(name, '/u01/app/oracle/oradata/ORCL',</w:t>
+              <w:t xml:space="preserve">  2         ' TO ''' || REPLACE(name, '/u01/app/oracle/oradata/orcl',</w:t>
             </w:r>
           </w:p>
           <w:p>
@@ -1356,7 +1356,7 @@
                 <w:color w:val="E6E6E6"/>
                 <w:sz w:val="19"/>
               </w:rPr>
-              <w:t xml:space="preserve">  3         '/u02/oradata/ORCL') || ''';'</w:t>
+              <w:t xml:space="preserve">  3         '/u02/oradata/orcl') || ''';'</w:t>
             </w:r>
           </w:p>
           <w:p>
@@ -1426,7 +1426,7 @@
                 <w:color w:val="E6E6E6"/>
                 <w:sz w:val="19"/>
               </w:rPr>
-              <w:t>ALTER DATABASE RENAME FILE '/u01/app/oracle/oradata/ORCL/system01.dbf'</w:t>
+              <w:t>ALTER DATABASE RENAME FILE '/u01/app/oracle/oradata/orcl/system01.dbf'</w:t>
             </w:r>
           </w:p>
           <w:p>
@@ -1440,7 +1440,7 @@
                 <w:color w:val="E6E6E6"/>
                 <w:sz w:val="19"/>
               </w:rPr>
-              <w:t xml:space="preserve"> TO '/u02/oradata/ORCL/system01.dbf';</w:t>
+              <w:t xml:space="preserve"> TO '/u02/oradata/orcl/system01.dbf';</w:t>
             </w:r>
           </w:p>
           <w:p>
@@ -1454,7 +1454,7 @@
                 <w:color w:val="E6E6E6"/>
                 <w:sz w:val="19"/>
               </w:rPr>
-              <w:t>ALTER DATABASE RENAME FILE '/u01/app/oracle/oradata/ORCL/sysaux01.dbf'</w:t>
+              <w:t>ALTER DATABASE RENAME FILE '/u01/app/oracle/oradata/orcl/sysaux01.dbf'</w:t>
             </w:r>
           </w:p>
           <w:p>
@@ -1468,7 +1468,7 @@
                 <w:color w:val="E6E6E6"/>
                 <w:sz w:val="19"/>
               </w:rPr>
-              <w:t xml:space="preserve"> TO '/u02/oradata/ORCL/sysaux01.dbf';</w:t>
+              <w:t xml:space="preserve"> TO '/u02/oradata/orcl/sysaux01.dbf';</w:t>
             </w:r>
           </w:p>
           <w:p>
@@ -2501,7 +2501,7 @@
                 <w:color w:val="E6E6E6"/>
                 <w:sz w:val="19"/>
               </w:rPr>
-              <w:t>SYS@orcl&gt; !rm -f /u01/app/oracle/oradata/ORCL/undotbs01.dbf</w:t>
+              <w:t>SYS@orcl&gt; ALTER SYSTEM FLUSH BUFFER_CACHE;</w:t>
             </w:r>
           </w:p>
           <w:p>
@@ -2515,7 +2515,7 @@
                 <w:color w:val="E6E6E6"/>
                 <w:sz w:val="19"/>
               </w:rPr>
-              <w:t>SYS@orcl&gt; ALTER SYSTEM FLUSH BUFFER_CACHE;</w:t>
+              <w:t>SYS@orcl&gt; !rm -f /u01/app/oracle/oradata/orcl/undotbs01.dbf</w:t>
             </w:r>
           </w:p>
           <w:p>
@@ -2697,7 +2697,7 @@
                 <w:color w:val="E6E6E6"/>
                 <w:sz w:val="19"/>
               </w:rPr>
-              <w:t>ORA-01110: data file 4: '/u01/app/oracle/oradata/ORCL/undotbs01.dbf'</w:t>
+              <w:t>ORA-01110: data file 4: '/u01/app/oracle/oradata/orcl/undotbs01.dbf'</w:t>
             </w:r>
           </w:p>
           <w:p>
@@ -2990,7 +2990,7 @@
                 <w:color w:val="E6E6E6"/>
                 <w:sz w:val="19"/>
               </w:rPr>
-              <w:t>SYS@orcl&gt; !cp -p /home/oracle/backup/ch09/undotbs01.dbf /u01/app/oracle/oradata/ORCL/</w:t>
+              <w:t>SYS@orcl&gt; !cp -p /home/oracle/backup/ch09/undotbs01.dbf /u01/app/oracle/oradata/orcl/</w:t>
             </w:r>
           </w:p>
           <w:p>
@@ -3460,7 +3460,7 @@
                 <w:color w:val="E6E6E6"/>
                 <w:sz w:val="19"/>
               </w:rPr>
-              <w:t xml:space="preserve">  2    DATAFILE '/u01/app/oracle/oradata/ORCL/undotbs02.dbf' SIZE 300M;</w:t>
+              <w:t xml:space="preserve">  2    DATAFILE '/u01/app/oracle/oradata/orcl/undotbs02.dbf' SIZE 300M;</w:t>
             </w:r>
           </w:p>
           <w:p>
@@ -4278,7 +4278,7 @@
                 <w:color w:val="E6E6E6"/>
                 <w:sz w:val="19"/>
               </w:rPr>
-              <w:t>log_archive_dest_1    string   LOCATION=/u02/arch1 MANDATORY</w:t>
+              <w:t>log_archive_dest_1    string   LOCATION=/home/oracle/arch1 MANDATORY</w:t>
             </w:r>
           </w:p>
           <w:p>
@@ -4460,7 +4460,7 @@
                 <w:color w:val="E6E6E6"/>
                 <w:sz w:val="19"/>
               </w:rPr>
-              <w:t xml:space="preserve">         1 /u02/arch1       VALID     MANDATORY</w:t>
+              <w:t xml:space="preserve">         1 /home/oracle/arch1       VALID     MANDATORY</w:t>
             </w:r>
           </w:p>
           <w:p>
@@ -4931,7 +4931,7 @@
                 <w:color w:val="E6E6E6"/>
                 <w:sz w:val="19"/>
               </w:rPr>
-              <w:t xml:space="preserve">        38          2 /u03/arch2/1_38_1200530011.dbf</w:t>
+              <w:t xml:space="preserve">        38          2 /u03/arch2/arch_1_38_1200533800.arc</w:t>
             </w:r>
           </w:p>
           <w:p>
@@ -4987,7 +4987,7 @@
                 <w:color w:val="E6E6E6"/>
                 <w:sz w:val="19"/>
               </w:rPr>
-              <w:t>SYS@orcl&gt; !cp -p /u03/arch2/1_38_1200530011.dbf /u02/arch1/</w:t>
+              <w:t>SYS@orcl&gt; !cp -p /u03/arch2/arch_1_38_1200533800.arc /home/oracle/arch1/</w:t>
             </w:r>
           </w:p>
         </w:tc>
@@ -5179,7 +5179,7 @@
                 <w:color w:val="E6E6E6"/>
                 <w:sz w:val="19"/>
               </w:rPr>
-              <w:t>ORA-00289: suggestion : /u02/arch1/1_38_1200530011.dbf</w:t>
+              <w:t>ORA-00289: suggestion : /home/oracle/arch1/arch_1_38_1200533800.arc</w:t>
             </w:r>
           </w:p>
           <w:p>
@@ -5235,7 +5235,7 @@
                 <w:color w:val="E6E6E6"/>
                 <w:sz w:val="19"/>
               </w:rPr>
-              <w:t>/u03/arch2/1_38_1200530011.dbf</w:t>
+              <w:t>/u03/arch2/arch_1_38_1200533800.arc</w:t>
             </w:r>
           </w:p>
           <w:p>
@@ -5844,7 +5844,7 @@
                 <w:color w:val="E6E6E6"/>
                 <w:sz w:val="19"/>
               </w:rPr>
-              <w:t>ORA-00289: suggestion : /u02/arch1/1_42_1200530011.dbf</w:t>
+              <w:t>ORA-00289: suggestion : /home/oracle/arch1/arch_1_42_1200533800.arc</w:t>
             </w:r>
           </w:p>
           <w:p>
@@ -5900,7 +5900,7 @@
                 <w:color w:val="E6E6E6"/>
                 <w:sz w:val="19"/>
               </w:rPr>
-              <w:t>/u01/app/oracle/oradata/ORCL/redo03.log</w:t>
+              <w:t>/u01/app/oracle/oradata/orcl/redo03.log</w:t>
             </w:r>
           </w:p>
           <w:p>
@@ -6307,7 +6307,7 @@
                 <w:color w:val="E6E6E6"/>
                 <w:sz w:val="19"/>
               </w:rPr>
-              <w:t xml:space="preserve">        42 /u01/app/oracle/oradata/ORCL/redo03.log</w:t>
+              <w:t xml:space="preserve">        42 /u01/app/oracle/oradata/orcl/redo03.log</w:t>
             </w:r>
           </w:p>
           <w:p>
@@ -6321,7 +6321,7 @@
                 <w:color w:val="E6E6E6"/>
                 <w:sz w:val="19"/>
               </w:rPr>
-              <w:t xml:space="preserve">        42 /u02/oradata/ORCL/redo03b.log</w:t>
+              <w:t xml:space="preserve">        42 /u02/oradata/orcl/redo03b.log</w:t>
             </w:r>
           </w:p>
           <w:p>
@@ -6335,7 +6335,7 @@
                 <w:color w:val="E6E6E6"/>
                 <w:sz w:val="19"/>
               </w:rPr>
-              <w:t xml:space="preserve">        43 /u01/app/oracle/oradata/ORCL/redo04.log</w:t>
+              <w:t xml:space="preserve">        43 /u01/app/oracle/oradata/orcl/redo04.log</w:t>
             </w:r>
           </w:p>
           <w:p>
@@ -6349,7 +6349,7 @@
                 <w:color w:val="E6E6E6"/>
                 <w:sz w:val="19"/>
               </w:rPr>
-              <w:t xml:space="preserve">        44 /u01/app/oracle/oradata/ORCL/redo01.log</w:t>
+              <w:t xml:space="preserve">        44 /u01/app/oracle/oradata/orcl/redo01.log</w:t>
             </w:r>
           </w:p>
         </w:tc>
@@ -7252,7 +7252,7 @@
                 <w:color w:val="E6E6E6"/>
                 <w:sz w:val="19"/>
               </w:rPr>
-              <w:t>[oracle@oel7v9r1 ~]$ sqlplus hr/hr@orcl</w:t>
+              <w:t>[oracle@oel7v9r1 ~]$ sqlplus hr/hr</w:t>
             </w:r>
           </w:p>
           <w:p>
@@ -7774,7 +7774,7 @@
                 <w:color w:val="E6E6E6"/>
                 <w:sz w:val="19"/>
               </w:rPr>
-              <w:t xml:space="preserve">         1 /u02/arch1       ERROR   ORA-19809: limit exceeded</w:t>
+              <w:t xml:space="preserve">         1 /home/oracle/arch1       ERROR   ORA-19809: limit exceeded</w:t>
             </w:r>
           </w:p>
           <w:p>
@@ -8323,7 +8323,7 @@
                 <w:color w:val="E6E6E6"/>
                 <w:sz w:val="19"/>
               </w:rPr>
-              <w:t>SYS@orcl&gt; !ls -t /u02/arch1/*.dbf | tail -20 | xargs -I{} mv {} /u03/arch_old/</w:t>
+              <w:t>SYS@orcl&gt; !ls -t /home/oracle/arch1/*.dbf | tail -20 | xargs -I{} mv {} /u03/arch_old/</w:t>
             </w:r>
           </w:p>
           <w:p>
